--- a/reports/分报告/03_算法报告_IMC-λ内模控制.docx
+++ b/reports/分报告/03_算法报告_IMC-λ内模控制.docx
@@ -18,6 +18,52 @@
       </w:r>
     </w:p>
     <w:p/>
+    <w:p>
+      <w:pPr>
+        <w:spacing w:after="40"/>
+        <w:ind w:left="340"/>
+      </w:pPr>
+      <w:r>
+        <w:rPr>
+          <w:rFonts w:ascii="微软雅黑" w:hAnsi="微软雅黑" w:eastAsia="微软雅黑"/>
+          <w:b/>
+          <w:i w:val="0"/>
+          <w:color w:val="595959"/>
+          <w:sz w:val="19"/>
+        </w:rPr>
+        <w:t>30 秒看懂</w:t>
+      </w:r>
+      <w:r>
+        <w:rPr>
+          <w:rFonts w:ascii="微软雅黑" w:hAnsi="微软雅黑" w:eastAsia="微软雅黑"/>
+          <w:b w:val="0"/>
+          <w:i w:val="0"/>
+          <w:color w:val="595959"/>
+          <w:sz w:val="19"/>
+        </w:rPr>
+        <w:t>：还是固定参数，但比 Z-N 聪明——公式里留一个旋钮 λ（期望的闭环快慢），把 21 个候选挨个仿真一遍，挑平均分最好的。它是全项目 AI 方法的"备胎"：任何智能算法掉链子，系统就切回这组参数。想自己跑：</w:t>
+      </w:r>
+      <w:r>
+        <w:rPr>
+          <w:rFonts w:ascii="Consolas" w:hAnsi="Consolas" w:eastAsia="微软雅黑"/>
+          <w:b w:val="0"/>
+          <w:i w:val="0"/>
+          <w:color w:val="A31515"/>
+          <w:sz w:val="17"/>
+        </w:rPr>
+        <w:t>python run.py pipeline --quick</w:t>
+      </w:r>
+      <w:r>
+        <w:rPr>
+          <w:rFonts w:ascii="微软雅黑" w:hAnsi="微软雅黑" w:eastAsia="微软雅黑"/>
+          <w:b w:val="0"/>
+          <w:i w:val="0"/>
+          <w:color w:val="595959"/>
+          <w:sz w:val="19"/>
+        </w:rPr>
+        <w:t>，3 秒出结果。</w:t>
+      </w:r>
+    </w:p>
     <w:p>
       <w:pPr>
         <w:spacing w:after="80"/>
@@ -93,7 +139,7 @@
           <w:i w:val="0"/>
           <w:sz w:val="21"/>
         </w:rPr>
-        <w:t>同时是全项目所有 AI 方法的安全回退基准</w:t>
+        <w:t>同时是全项目所有 AI 方法的备用基准参数</w:t>
       </w:r>
       <w:r>
         <w:rPr>
@@ -331,7 +377,7 @@
       <w:r>
         <w:drawing>
           <wp:inline xmlns:a="http://schemas.openxmlformats.org/drawingml/2006/main" xmlns:pic="http://schemas.openxmlformats.org/drawingml/2006/picture">
-            <wp:extent cx="3852671" cy="298704"/>
+            <wp:extent cx="3675887" cy="332232"/>
             <wp:docPr id="1" name="Picture 1"/>
             <wp:cNvGraphicFramePr>
               <a:graphicFrameLocks noChangeAspect="1"/>
@@ -352,7 +398,7 @@
                   <pic:spPr>
                     <a:xfrm>
                       <a:off x="0" y="0"/>
-                      <a:ext cx="3852671" cy="298704"/>
+                      <a:ext cx="3675887" cy="332232"/>
                     </a:xfrm>
                     <a:prstGeom prst="rect"/>
                   </pic:spPr>
@@ -413,7 +459,7 @@
       <w:r>
         <w:drawing>
           <wp:inline xmlns:a="http://schemas.openxmlformats.org/drawingml/2006/main" xmlns:pic="http://schemas.openxmlformats.org/drawingml/2006/picture">
-            <wp:extent cx="1664208" cy="179832"/>
+            <wp:extent cx="1621536" cy="192024"/>
             <wp:docPr id="2" name="Picture 2"/>
             <wp:cNvGraphicFramePr>
               <a:graphicFrameLocks noChangeAspect="1"/>
@@ -434,7 +480,7 @@
                   <pic:spPr>
                     <a:xfrm>
                       <a:off x="0" y="0"/>
-                      <a:ext cx="1664208" cy="179832"/>
+                      <a:ext cx="1621536" cy="192024"/>
                     </a:xfrm>
                     <a:prstGeom prst="rect"/>
                   </pic:spPr>
@@ -460,7 +506,7 @@
           <w:i w:val="0"/>
           <w:sz w:val="21"/>
         </w:rPr>
-        <w:t>故障回退增益</w:t>
+        <w:t>故障时的备用参数</w:t>
       </w:r>
       <w:r>
         <w:rPr>
@@ -539,7 +585,7 @@
           <w:i w:val="0"/>
           <w:sz w:val="21"/>
         </w:rPr>
-        <w:t>（与 v3 封存部署清单中的“已验证回退增益”字段完全一致）。两条路径相差近 6 倍，说明"公式默认值"与"按目标整定"的差距可观。</w:t>
+        <w:t>（与 v3 封存部署清单中的“已验证备用增益”字段完全一致）。两条路径相差近 6 倍，说明"公式默认值"与"按目标整定"的差距可观。</w:t>
       </w:r>
     </w:p>
     <w:p>
@@ -940,7 +986,7 @@
           <w:i w:val="0"/>
           <w:sz w:val="21"/>
         </w:rPr>
-        <w:t>（衡量最坏工况）。空心圈标出最终选中的 λ*，× 标出保守公式的回退值。</w:t>
+        <w:t>（衡量最坏工况）。空心圈标出最终选中的 λ*，× 标出保守公式的备用值。</w:t>
       </w:r>
     </w:p>
     <w:p>
@@ -1108,7 +1154,7 @@
           <w:i w:val="0"/>
           <w:sz w:val="21"/>
         </w:rPr>
-        <w:t>保守公式值不是性能解，是回退解</w:t>
+        <w:t>保守公式值不是性能解，是备用解</w:t>
       </w:r>
       <w:r>
         <w:rPr>
@@ -1117,7 +1163,7 @@
           <w:i w:val="0"/>
           <w:sz w:val="21"/>
         </w:rPr>
-        <w:t>。× 标记的 λ=303.7 min（由 λ=max(τ/3, 3L, 12 min) 算出）落在曲线最右端，平均目标 234.01，是 λ* 的 6.8 倍。用它得到的 Kp=0.0535、Ki=5.87×10⁻⁵ 只用于故障回退。两条路径相差近 6 倍，这就是"按公式取默认值"与"按目标整定"的真实差距。</w:t>
+        <w:t>。× 标记的 λ=303.7 min（由 λ=max(τ/3, 3L, 12 min) 算出）落在曲线最右端，平均目标 234.01，是 λ* 的 6.8 倍。用它得到的 Kp=0.0535、Ki=5.87×10⁻⁵ 只在故障时启用。两条路径相差近 6 倍，这就是"按公式取默认值"与"按目标整定"的真实差距。</w:t>
       </w:r>
     </w:p>
     <w:p>
@@ -2423,7 +2469,7 @@
           <w:i w:val="0"/>
           <w:sz w:val="21"/>
         </w:rPr>
-        <w:t>这正是它被选为全部 AI 方法回退基准的原因</w:t>
+        <w:t>这正是它被选为全部 AI 方法备用基准的原因</w:t>
       </w:r>
       <w:r>
         <w:rPr>
@@ -2531,7 +2577,7 @@
           <w:i w:val="0"/>
           <w:sz w:val="21"/>
         </w:rPr>
-        <w:t>默认出厂整定与安全回退</w:t>
+        <w:t>默认出厂整定与备用参数</w:t>
       </w:r>
       <w:r>
         <w:rPr>
@@ -2540,7 +2586,7 @@
           <w:i w:val="0"/>
           <w:sz w:val="21"/>
         </w:rPr>
-        <w:t>部署；任何 AI 整定方法的验收门都以"不劣于 IMC"为底线（FNN/RL 部署门即如此设计）。</w:t>
+        <w:t>部署；任何 AI 整定方法的验收标准都以"不比 IMC 差"为底线（FNN/RL 的上线标准就是这么定的）。</w:t>
       </w:r>
     </w:p>
     <w:p>
@@ -2759,7 +2805,7 @@
                 <w:i w:val="0"/>
                 <w:sz w:val="18"/>
               </w:rPr>
-              <w:t>v3 封存部署清单（含“已验证回退增益”字段）</w:t>
+              <w:t>v3 封存部署清单（含"已验证备用参数"字段）</w:t>
             </w:r>
           </w:p>
         </w:tc>
@@ -2845,7 +2891,7 @@
                 <w:color w:val="A31515"/>
                 <w:sz w:val="16"/>
               </w:rPr>
-              <w:t>outputs/case_timeseries.csv</w:t>
+              <w:t>outputs_review_v3/case_timeseries.csv</w:t>
             </w:r>
           </w:p>
         </w:tc>
